--- a/public/downloads/wzor-rozdzialu-metodologicznego-praca-magisterska.docx
+++ b/public/downloads/wzor-rozdzialu-metodologicznego-praca-magisterska.docx
@@ -44,7 +44,7 @@
         <w:t xml:space="preserve">Zachowaj układ podrozdziałów i proporcje, a treść podmień na własny temat. Dane liczbowe, nazwy narzędzi i wyniki w tym dokumencie pełnią rolę ilustracji — w swojej pracy podstaw wartości z własnego badania. Pełny poradnik: praca-magisterska.pl/poradniki/metodologia/rozdzial-metodologiczny/</w:t>
       </w:r>
     </w:p>
-    <w:bookmarkStart w:id="28" w:name="rozdział-2.-metodologia-badań-własnych"/>
+    <w:bookmarkStart w:id="31" w:name="rozdział-2.-metodologia-badań-własnych"/>
     <w:p>
       <w:pPr>
         <w:pStyle w:val="Heading1"/>
@@ -496,7 +496,7 @@
       </w:r>
     </w:p>
     <w:bookmarkEnd w:id="26"/>
-    <w:bookmarkStart w:id="27" w:name="ograniczenia-badania-i-kwestie-etyczne"/>
+    <w:bookmarkStart w:id="30" w:name="ograniczenia-badania-i-kwestie-etyczne"/>
     <w:p>
       <w:pPr>
         <w:pStyle w:val="Heading2"/>
@@ -513,8 +513,141 @@
         <w:t xml:space="preserve">Dobór celowy próby uniemożliwia uogólnianie wyników na całą populację. Pomiar oparty na samoopisie naraża wyniki na zniekształcenia związane z aprobatą społeczną. Przekrojowy charakter badania pozwala stwierdzić współwystępowanie zmiennych, lecz nie ich związek przyczynowy. Badanie było anonimowe i dobrowolne, nie gromadziło danych wrażliwych w rozumieniu RODO, a jego projekt zaakceptował promotor; zgodnie z regulacjami uczelni nie wymagało opinii komisji etycznej.</w:t>
       </w:r>
     </w:p>
-    <w:bookmarkEnd w:id="27"/>
-    <w:bookmarkEnd w:id="28"/>
+    <w:p>
+      <w:r>
+        <w:br w:type="page"/>
+      </w:r>
+    </w:p>
+    <w:p>
+      <w:pPr>
+        <w:pStyle w:val="Center"/>
+      </w:pPr>
+      <w:r>
+        <w:rPr>
+          <w:b/>
+          <w:bCs/>
+        </w:rPr>
+        <w:t xml:space="preserve">O tym wzorze</w:t>
+      </w:r>
+    </w:p>
+    <w:p>
+      <w:pPr>
+        <w:pStyle w:val="BodyText"/>
+      </w:pPr>
+      <w:r>
+        <w:t xml:space="preserve">Wzór przygotowała redakcja serwisu</w:t>
+      </w:r>
+      <w:r>
+        <w:t xml:space="preserve"> </w:t>
+      </w:r>
+      <w:r>
+        <w:rPr>
+          <w:b/>
+          <w:bCs/>
+        </w:rPr>
+        <w:t xml:space="preserve">praca-magisterska.pl</w:t>
+      </w:r>
+      <w:r>
+        <w:t xml:space="preserve">. Możesz swobodnie wykorzystać jego strukturę, tabele i przypisy we własnej pracy. Pamiętaj tylko, żeby treść dostosować do wymagań swojego promotora i uczelni.</w:t>
+      </w:r>
+    </w:p>
+    <w:p>
+      <w:pPr>
+        <w:pStyle w:val="Note"/>
+      </w:pPr>
+      <w:r>
+        <w:rPr>
+          <w:b/>
+          <w:bCs/>
+        </w:rPr>
+        <w:t xml:space="preserve">Smart-Edu.ai — pierwsza wersja pracy w kilka godzin, nie w kilka miesięcy</w:t>
+      </w:r>
+    </w:p>
+    <w:p>
+      <w:pPr>
+        <w:pStyle w:val="Note"/>
+      </w:pPr>
+      <w:r>
+        <w:t xml:space="preserve">Podajesz temat, kierunek studiów i wytyczne promotora, a sztuczna inteligencja generuje unikalny, gotowy do edycji tekst: z poprawną strukturą rozdziałów, przypisami i bibliografią. Rejestracja jest darmowa, płacisz wyłącznie za wygenerowany tekst.</w:t>
+      </w:r>
+    </w:p>
+    <w:p>
+      <w:pPr>
+        <w:pStyle w:val="Note"/>
+      </w:pPr>
+      <w:hyperlink r:id="rId27">
+        <w:r>
+          <w:rPr>
+            <w:rStyle w:val="Hyperlink"/>
+            <w:b/>
+            <w:bCs/>
+          </w:rPr>
+          <w:t xml:space="preserve">www.smart-edu.ai</w:t>
+        </w:r>
+      </w:hyperlink>
+    </w:p>
+    <w:p>
+      <w:pPr>
+        <w:pStyle w:val="BodyText"/>
+      </w:pPr>
+      <w:r>
+        <w:t xml:space="preserve">Wolisz napisać pracę w pełni samodzielnie? Pomoże Ci ebook</w:t>
+      </w:r>
+      <w:r>
+        <w:t xml:space="preserve"> </w:t>
+      </w:r>
+      <w:r>
+        <w:rPr>
+          <w:b/>
+          <w:bCs/>
+        </w:rPr>
+        <w:t xml:space="preserve">„Jak napisać pracę magisterską. Kompletny przewodnik od A do Z”</w:t>
+      </w:r>
+      <w:r>
+        <w:t xml:space="preserve"> </w:t>
+      </w:r>
+      <w:r>
+        <w:t xml:space="preserve">— 250 stron praktycznych wskazówek, szablonów i checklist, z rozdziałem o etycznym korzystaniu z AI:</w:t>
+      </w:r>
+      <w:r>
+        <w:t xml:space="preserve"> </w:t>
+      </w:r>
+      <w:hyperlink r:id="rId28">
+        <w:r>
+          <w:rPr>
+            <w:rStyle w:val="Hyperlink"/>
+          </w:rPr>
+          <w:t xml:space="preserve">www.praca-magisterska.pl/sklep/praca-magisterska-ebook/</w:t>
+        </w:r>
+      </w:hyperlink>
+    </w:p>
+    <w:p>
+      <w:pPr>
+        <w:pStyle w:val="Center"/>
+      </w:pPr>
+      <w:r>
+        <w:rPr>
+          <w:i/>
+          <w:iCs/>
+        </w:rPr>
+        <w:t xml:space="preserve">Darmowe poradniki, wzory i ponad 2500 tematów prac:</w:t>
+      </w:r>
+      <w:r>
+        <w:t xml:space="preserve"> </w:t>
+      </w:r>
+      <w:hyperlink r:id="rId29">
+        <w:r>
+          <w:rPr>
+            <w:rStyle w:val="Hyperlink"/>
+            <w:b/>
+            <w:bCs/>
+          </w:rPr>
+          <w:t xml:space="preserve">www.praca-magisterska.pl</w:t>
+        </w:r>
+      </w:hyperlink>
+    </w:p>
+    <w:bookmarkEnd w:id="30"/>
+    <w:bookmarkEnd w:id="31"/>
     <w:sectPr/>
   </w:body>
 </w:document>

--- a/public/downloads/wzor-rozdzialu-metodologicznego-praca-magisterska.docx
+++ b/public/downloads/wzor-rozdzialu-metodologicznego-praca-magisterska.docx
@@ -582,7 +582,7 @@
             <w:b/>
             <w:bCs/>
           </w:rPr>
-          <w:t xml:space="preserve">www.smart-edu.ai</w:t>
+          <w:t xml:space="preserve">www.smart-edu.ai/pl/masters-thesis</w:t>
         </w:r>
       </w:hyperlink>
     </w:p>
